--- a/results/H3/table_S4_lmm_movement_diagnostics.docx
+++ b/results/H3/table_S4_lmm_movement_diagnostics.docx
@@ -28,7 +28,7 @@
         <w:rPr/>
         <w:t xml:space="preserve">Table </w:t>
       </w:r>
-      <w:bookmarkStart w:id="b732348c-da47-4700-ae08-747f5a8ea427" w:name="table"/>
+      <w:bookmarkStart w:id="6cf43d69-5336-4d39-8786-0bcb10dd1b43" w:name="table"/>
       <w:r>
         <w:rPr/>
         <w:fldChar w:fldCharType="begin" w:dirty="true"/>
@@ -41,7 +41,7 @@
         <w:rPr/>
         <w:fldChar w:fldCharType="end" w:dirty="true"/>
       </w:r>
-      <w:bookmarkEnd w:id="b732348c-da47-4700-ae08-747f5a8ea427"/>
+      <w:bookmarkEnd w:id="6cf43d69-5336-4d39-8786-0bcb10dd1b43"/>
       <w:r>
         <w:rPr/>
         <w:t xml:space="preserve">. </w:t>

--- a/results/H3/table_S4_lmm_movement_diagnostics.docx
+++ b/results/H3/table_S4_lmm_movement_diagnostics.docx
@@ -28,7 +28,7 @@
         <w:rPr/>
         <w:t xml:space="preserve">Table </w:t>
       </w:r>
-      <w:bookmarkStart w:id="6cf43d69-5336-4d39-8786-0bcb10dd1b43" w:name="table"/>
+      <w:bookmarkStart w:id="c5fda46c-9206-4d43-9a64-5d0f2a03a97f" w:name="table"/>
       <w:r>
         <w:rPr/>
         <w:fldChar w:fldCharType="begin" w:dirty="true"/>
@@ -41,7 +41,7 @@
         <w:rPr/>
         <w:fldChar w:fldCharType="end" w:dirty="true"/>
       </w:r>
-      <w:bookmarkEnd w:id="6cf43d69-5336-4d39-8786-0bcb10dd1b43"/>
+      <w:bookmarkEnd w:id="c5fda46c-9206-4d43-9a64-5d0f2a03a97f"/>
       <w:r>
         <w:rPr/>
         <w:t xml:space="preserve">. </w:t>

--- a/results/H3/table_S4_lmm_movement_diagnostics.docx
+++ b/results/H3/table_S4_lmm_movement_diagnostics.docx
@@ -28,7 +28,7 @@
         <w:rPr/>
         <w:t xml:space="preserve">Table </w:t>
       </w:r>
-      <w:bookmarkStart w:id="c5fda46c-9206-4d43-9a64-5d0f2a03a97f" w:name="table"/>
+      <w:bookmarkStart w:id="1f07472e-2b5d-446d-9295-65ca74be8222" w:name="table"/>
       <w:r>
         <w:rPr/>
         <w:fldChar w:fldCharType="begin" w:dirty="true"/>
@@ -41,7 +41,7 @@
         <w:rPr/>
         <w:fldChar w:fldCharType="end" w:dirty="true"/>
       </w:r>
-      <w:bookmarkEnd w:id="c5fda46c-9206-4d43-9a64-5d0f2a03a97f"/>
+      <w:bookmarkEnd w:id="1f07472e-2b5d-446d-9295-65ca74be8222"/>
       <w:r>
         <w:rPr/>
         <w:t xml:space="preserve">. </w:t>
